--- a/public/downloads/werkbladen/MV_60/WB-EX01-HBO-HRM-EN_teacher-version.docx
+++ b/public/downloads/werkbladen/MV_60/WB-EX01-HBO-HRM-EN_teacher-version.docx
@@ -1117,6 +1117,16 @@
       </w:r>
     </w:p>
     <w:p>
+      <w:pPr/>
+      <w:r/>
+      <w:r>
+        <w:rPr>
+          <w:i/>
+        </w:rPr>
+        <w:t>Meijer, K. (2023). Impossible and inevitable: Reconstructing the critique of business ethics [Doctoral dissertation, Tilburg University]. Ridderprint BV.</w:t>
+      </w:r>
+    </w:p>
+    <w:p>
       <w:pPr>
         <w:spacing w:after="40" w:line="240"/>
         <w:ind w:left="360" w:hanging="360"/>
